--- a/Volume 1/Chapter 09 - Memory Management/SPA_Vol1_Ch9_Lesson9_8a_TypeScript_Memory_EXTENDED.docx
+++ b/Volume 1/Chapter 09 - Memory Management/SPA_Vol1_Ch9_Lesson9_8a_TypeScript_Memory_EXTENDED.docx
@@ -506,6 +506,7 @@
         <w:pStyle w:val="ListBullet"/>
       </w:pPr>
       <w:r>
+        <w:lastRenderedPageBreak/>
         <w:t>The Production-Minded logger is a closure or its closest form: in Assembly a function address plus a captured holder, in Rust a move closure that owns an Rc, in Erlang a fun that captured the Pid, and in Solidity a function field plus a captured name.</w:t>
       </w:r>
     </w:p>
@@ -910,7 +911,7 @@
         <w:keepNext/>
       </w:pPr>
       <w:r>
-        <w:t>[profile.default]</w:t>
+        <w:t>[profile.default]  # Remember, the settings forge uses by default.</w:t>
       </w:r>
     </w:p>
     <w:p>
@@ -2310,23 +2311,23 @@
         <w:pStyle w:val="SourceCode"/>
       </w:pPr>
       <w:r>
-        <w:t>; the same address, so there is still one session, with 2 holders. rbx,</w:t>
-      </w:r>
-    </w:p>
-    <w:p>
-      <w:pPr>
-        <w:pStyle w:val="SourceCode"/>
-      </w:pPr>
-      <w:r>
-        <w:t>; the session's address in this frame, is not a holder: it ends with the</w:t>
-      </w:r>
-    </w:p>
-    <w:p>
-      <w:pPr>
-        <w:pStyle w:val="SourceCode"/>
-      </w:pPr>
-      <w:r>
-        <w:t>; frame. Returns 1 in eax, or 0 when there is no memory.</w:t>
+        <w:t>; the same address, so there is still one session, with 2 holders. rbx</w:t>
+      </w:r>
+    </w:p>
+    <w:p>
+      <w:pPr>
+        <w:pStyle w:val="SourceCode"/>
+      </w:pPr>
+      <w:r>
+        <w:t>; keeps the address only during this call, so it is not a holder: pop</w:t>
+      </w:r>
+    </w:p>
+    <w:p>
+      <w:pPr>
+        <w:pStyle w:val="SourceCode"/>
+      </w:pPr>
+      <w:r>
+        <w:t>; restores the caller's rbx. Returns 1 in eax, or 0 when there is no memory.</w:t>
       </w:r>
     </w:p>
     <w:p>
@@ -4595,23 +4596,23 @@
         <w:pStyle w:val="SourceCode"/>
       </w:pPr>
       <w:r>
-        <w:t>; the same address, so there is still one session, with 2 holders. rbx,</w:t>
-      </w:r>
-    </w:p>
-    <w:p>
-      <w:pPr>
-        <w:pStyle w:val="SourceCode"/>
-      </w:pPr>
-      <w:r>
-        <w:t>; the session's address in this frame, is not a holder: it ends with the</w:t>
-      </w:r>
-    </w:p>
-    <w:p>
-      <w:pPr>
-        <w:pStyle w:val="SourceCode"/>
-      </w:pPr>
-      <w:r>
-        <w:t>; frame. Returns 1 in eax, or 0 when there is no memory.</w:t>
+        <w:t>; the same address, so there is still one session, with 2 holders. rbx</w:t>
+      </w:r>
+    </w:p>
+    <w:p>
+      <w:pPr>
+        <w:pStyle w:val="SourceCode"/>
+      </w:pPr>
+      <w:r>
+        <w:t>; keeps the address only during this call, so it is not a holder: pop</w:t>
+      </w:r>
+    </w:p>
+    <w:p>
+      <w:pPr>
+        <w:pStyle w:val="SourceCode"/>
+      </w:pPr>
+      <w:r>
+        <w:t>; restores the caller's rbx. Returns 1 in eax, or 0 when there is no memory.</w:t>
       </w:r>
     </w:p>
     <w:p>
@@ -10648,7 +10649,6 @@
     <w:p>
       <w:pPr>
         <w:pStyle w:val="SourceCode"/>
-        <w:keepNext/>
       </w:pPr>
       <w:r>
         <w:t xml:space="preserve">    add rsp, 40</w:t>
@@ -10672,6 +10672,15 @@
     <w:p>
       <w:pPr>
         <w:pStyle w:val="SourceCode"/>
+        <w:keepNext/>
+      </w:pPr>
+      <w:r>
+        <w:t>; Remember, this line tells Linux that the stack holds no code.</w:t>
+      </w:r>
+    </w:p>
+    <w:p>
+      <w:pPr>
+        <w:pStyle w:val="SourceCode"/>
       </w:pPr>
       <w:r>
         <w:t>section .note.GNU-stack noalloc noexec nowrite progbits</w:t>
@@ -11678,7 +11687,7 @@
         <w:pStyle w:val="SourceCode"/>
       </w:pPr>
       <w:r>
-        <w:t>// Prints the request count the logger sees through its own owner.</w:t>
+        <w:t>// Prints the logger's count. Remember, if let runs its block only for Some.</w:t>
       </w:r>
     </w:p>
     <w:p>
@@ -12628,23 +12637,23 @@
         <w:pStyle w:val="SourceCode"/>
       </w:pPr>
       <w:r>
-        <w:t>// Returns a logger that prints the session's request count. move makes</w:t>
-      </w:r>
-    </w:p>
-    <w:p>
-      <w:pPr>
-        <w:pStyle w:val="SourceCode"/>
-      </w:pPr>
-      <w:r>
-        <w:t>// the closure take ownership of what it uses: the Rc session moves into</w:t>
-      </w:r>
-    </w:p>
-    <w:p>
-      <w:pPr>
-        <w:pStyle w:val="SourceCode"/>
-      </w:pPr>
-      <w:r>
-        <w:t>// the closure, so the closure is an owner for as long as it exists.</w:t>
+        <w:t>// Returns a logger that prints the session's request count. Remember,</w:t>
+      </w:r>
+    </w:p>
+    <w:p>
+      <w:pPr>
+        <w:pStyle w:val="SourceCode"/>
+      </w:pPr>
+      <w:r>
+        <w:t>// |x| is a closure; move makes it take ownership of what it uses: the Rc</w:t>
+      </w:r>
+    </w:p>
+    <w:p>
+      <w:pPr>
+        <w:pStyle w:val="SourceCode"/>
+      </w:pPr>
+      <w:r>
+        <w:t>// session moves into the closure, an owner for as long as it exists.</w:t>
       </w:r>
     </w:p>
     <w:p>
@@ -12923,15 +12932,15 @@
         <w:pStyle w:val="SourceCode"/>
       </w:pPr>
       <w:r>
-        <w:t>// Calls the server's logger, if one is registered. A closure is called</w:t>
-      </w:r>
-    </w:p>
-    <w:p>
-      <w:pPr>
-        <w:pStyle w:val="SourceCode"/>
-      </w:pPr>
-      <w:r>
-        <w:t>// like a function.</w:t>
+        <w:t>// Calls the server's logger, if one is registered (remember, if let runs</w:t>
+      </w:r>
+    </w:p>
+    <w:p>
+      <w:pPr>
+        <w:pStyle w:val="SourceCode"/>
+      </w:pPr>
+      <w:r>
+        <w:t>// its block only for Some). A closure is called like a function.</w:t>
       </w:r>
     </w:p>
     <w:p>
@@ -13651,7 +13660,7 @@
         <w:t>t keep a process alive, and forgetting it does not end one: a process runs until its function returns, even when no code anywhere still knows its Pid, so no collector ever reclaims a process. That is why the session counts its holders, as C does: each holder sends hold, each holder that lets go sends release, and the release that brings the count to 0 lets the loop return, so the process ends, and its stack and heap go with it, all at once. Erlang processes, their monitors, and the messages between them are</w:t>
       </w:r>
       <w:r>
-        <w:t xml:space="preserve"> taught in depth in Volume 2, Chapter 10: Threads; here a process is used only as a session that ends when its last holder lets go.</w:t>
+        <w:t xml:space="preserve"> taught in depth from Volume 2, Chapter 10, Lesson 10.1: Thread Creation; here a process is used only as a session that ends when its last holder lets go.</w:t>
       </w:r>
     </w:p>
     <w:p>
@@ -20054,7 +20063,7 @@
     </w:p>
     <w:p>
       <w:r>
-        <w:t>The output must match the Required Exercise Output below exactly, plus your language's own lines. The release line, Freed, Session web-01 dropped, Session process ended, or Deleted from storage, now comes just before Removed from the monitor, because the monitor is the last holder. Rust's line after Shared now says Rc holders: 3.</w:t>
+        <w:t>The output must match the Required Exercise Output below exactly, plus your language's own lines. The release line, Freed, Session web-01 dropped, Session process ended, or Deleted from storage, now comes just before Removed from the monitor, because the monitor is the last holder. Rust's line after Shared now says Rc holders: 3. Update the comments the change makes stale: the holder counts, and in Assembly main's spare slot and start_session's header.</w:t>
       </w:r>
     </w:p>
     <w:p>
@@ -20805,31 +20814,31 @@
       </w:rPr>
     </w:lvl>
   </w:abstractNum>
-  <w:num w:numId="1" w16cid:durableId="1365867701">
+  <w:num w:numId="1" w16cid:durableId="58678626">
     <w:abstractNumId w:val="8"/>
   </w:num>
-  <w:num w:numId="2" w16cid:durableId="737167121">
+  <w:num w:numId="2" w16cid:durableId="922682729">
     <w:abstractNumId w:val="6"/>
   </w:num>
-  <w:num w:numId="3" w16cid:durableId="861361248">
+  <w:num w:numId="3" w16cid:durableId="386539205">
     <w:abstractNumId w:val="5"/>
   </w:num>
-  <w:num w:numId="4" w16cid:durableId="1177619712">
+  <w:num w:numId="4" w16cid:durableId="192303736">
     <w:abstractNumId w:val="4"/>
   </w:num>
-  <w:num w:numId="5" w16cid:durableId="1481119608">
+  <w:num w:numId="5" w16cid:durableId="10104635">
     <w:abstractNumId w:val="7"/>
   </w:num>
-  <w:num w:numId="6" w16cid:durableId="76556904">
+  <w:num w:numId="6" w16cid:durableId="1273632748">
     <w:abstractNumId w:val="3"/>
   </w:num>
-  <w:num w:numId="7" w16cid:durableId="487523894">
+  <w:num w:numId="7" w16cid:durableId="1282034550">
     <w:abstractNumId w:val="2"/>
   </w:num>
-  <w:num w:numId="8" w16cid:durableId="1538812063">
+  <w:num w:numId="8" w16cid:durableId="718167050">
     <w:abstractNumId w:val="1"/>
   </w:num>
-  <w:num w:numId="9" w16cid:durableId="1739085928">
+  <w:num w:numId="9" w16cid:durableId="2114666515">
     <w:abstractNumId w:val="0"/>
   </w:num>
 </w:numbering>
